--- a/docs/curr_head.docx
+++ b/docs/curr_head.docx
@@ -605,16 +605,7 @@
           <w:sz w:val="28"/>
           <w:szCs w:val="28"/>
         </w:rPr>
-        <w:t>Nov</w:t>
-      </w:r>
-      <w:r>
-        <w:rPr>
-          <w:b/>
-          <w:bCs/>
-          <w:sz w:val="28"/>
-          <w:szCs w:val="28"/>
-        </w:rPr>
-        <w:t xml:space="preserve"> 202</w:t>
+        <w:t>Nov 202</w:t>
       </w:r>
       <w:r>
         <w:rPr>
@@ -659,19 +650,7 @@
           <w:szCs w:val="28"/>
         </w:rPr>
         <w:lastRenderedPageBreak/>
-        <w:t xml:space="preserve">Register </w:t>
-      </w:r>
-      <w:proofErr w:type="gramStart"/>
-      <w:r>
-        <w:rPr>
-          <w:b/>
-          <w:bCs/>
-          <w:i/>
-          <w:iCs/>
-          <w:sz w:val="28"/>
-          <w:szCs w:val="28"/>
-        </w:rPr>
-        <w:t xml:space="preserve">No. </w:t>
+        <w:t xml:space="preserve">Register No. </w:t>
       </w:r>
       <w:r>
         <w:rPr>
@@ -680,17 +659,7 @@
           <w:sz w:val="28"/>
           <w:szCs w:val="28"/>
         </w:rPr>
-        <w:t>:</w:t>
-      </w:r>
-      <w:proofErr w:type="gramEnd"/>
-      <w:r>
-        <w:rPr>
-          <w:b/>
-          <w:bCs/>
-          <w:sz w:val="28"/>
-          <w:szCs w:val="28"/>
-        </w:rPr>
-        <w:t xml:space="preserve"> </w:t>
+        <w:t xml:space="preserve">: </w:t>
       </w:r>
       <w:r>
         <w:rPr>
@@ -916,17 +885,7 @@
           <w:szCs w:val="28"/>
           <w:lang w:bidi="ta-IN"/>
         </w:rPr>
-        <w:t xml:space="preserve">work </w:t>
-      </w:r>
-      <w:proofErr w:type="gramStart"/>
-      <w:r>
-        <w:rPr>
-          <w:rFonts w:eastAsiaTheme="minorHAnsi" w:cs="Latha"/>
-          <w:sz w:val="28"/>
-          <w:szCs w:val="28"/>
-          <w:lang w:bidi="ta-IN"/>
-        </w:rPr>
-        <w:t xml:space="preserve">of </w:t>
+        <w:t xml:space="preserve">work of </w:t>
       </w:r>
       <w:r>
         <w:rPr>
@@ -946,9 +905,8 @@
           <w:szCs w:val="28"/>
           <w:lang w:bidi="ta-IN"/>
         </w:rPr>
-        <w:t>SAILA</w:t>
-      </w:r>
-      <w:proofErr w:type="gramEnd"/>
+        <w:t xml:space="preserve">SAILA VISHNU G </w:t>
+      </w:r>
       <w:r>
         <w:rPr>
           <w:rFonts w:eastAsiaTheme="minorHAnsi" w:cs="Latha"/>
@@ -958,7 +916,7 @@
           <w:szCs w:val="28"/>
           <w:lang w:bidi="ta-IN"/>
         </w:rPr>
-        <w:t xml:space="preserve"> VISHNU G </w:t>
+        <w:t>(Reg. No. 9517202</w:t>
       </w:r>
       <w:r>
         <w:rPr>
@@ -969,7 +927,7 @@
           <w:szCs w:val="28"/>
           <w:lang w:bidi="ta-IN"/>
         </w:rPr>
-        <w:t>(Reg. No. 9517202</w:t>
+        <w:t>404134</w:t>
       </w:r>
       <w:r>
         <w:rPr>
@@ -980,9 +938,8 @@
           <w:szCs w:val="28"/>
           <w:lang w:bidi="ta-IN"/>
         </w:rPr>
-        <w:t>404134</w:t>
-      </w:r>
-      <w:proofErr w:type="gramStart"/>
+        <w:t xml:space="preserve">) </w:t>
+      </w:r>
       <w:r>
         <w:rPr>
           <w:rFonts w:eastAsiaTheme="minorHAnsi" w:cs="Latha"/>
@@ -992,30 +949,7 @@
           <w:szCs w:val="28"/>
           <w:lang w:bidi="ta-IN"/>
         </w:rPr>
-        <w:t xml:space="preserve">) </w:t>
-      </w:r>
-      <w:r>
-        <w:rPr>
-          <w:rFonts w:eastAsiaTheme="minorHAnsi" w:cs="Latha"/>
-          <w:b/>
-          <w:bCs/>
-          <w:sz w:val="28"/>
-          <w:szCs w:val="28"/>
-          <w:lang w:bidi="ta-IN"/>
-        </w:rPr>
-        <w:t xml:space="preserve"> and</w:t>
-      </w:r>
-      <w:proofErr w:type="gramEnd"/>
-      <w:r>
-        <w:rPr>
-          <w:rFonts w:eastAsiaTheme="minorHAnsi" w:cs="Latha"/>
-          <w:b/>
-          <w:bCs/>
-          <w:sz w:val="28"/>
-          <w:szCs w:val="28"/>
-          <w:lang w:bidi="ta-IN"/>
-        </w:rPr>
-        <w:t xml:space="preserve"> SAKTHI YOGESH S </w:t>
+        <w:t xml:space="preserve"> and SAKTHI YOGESH S </w:t>
       </w:r>
       <w:r>
         <w:rPr>
@@ -1203,7 +1137,61 @@
                 <w:sz w:val="28"/>
                 <w:szCs w:val="28"/>
               </w:rPr>
-              <w:t xml:space="preserve"> ME, PhD. </w:t>
+              <w:t xml:space="preserve"> ME, </w:t>
+            </w:r>
+            <w:r>
+              <w:rPr>
+                <w:b/>
+                <w:bCs/>
+                <w:sz w:val="28"/>
+                <w:szCs w:val="28"/>
+              </w:rPr>
+              <w:t>(</w:t>
+            </w:r>
+            <w:r>
+              <w:rPr>
+                <w:b/>
+                <w:bCs/>
+                <w:sz w:val="28"/>
+                <w:szCs w:val="28"/>
+              </w:rPr>
+              <w:t>Ph</w:t>
+            </w:r>
+            <w:r>
+              <w:rPr>
+                <w:b/>
+                <w:bCs/>
+                <w:sz w:val="28"/>
+                <w:szCs w:val="28"/>
+              </w:rPr>
+              <w:t>.</w:t>
+            </w:r>
+            <w:r>
+              <w:rPr>
+                <w:b/>
+                <w:bCs/>
+                <w:sz w:val="28"/>
+                <w:szCs w:val="28"/>
+              </w:rPr>
+              <w:t>D.</w:t>
+            </w:r>
+            <w:r>
+              <w:rPr>
+                <w:b/>
+                <w:bCs/>
+                <w:sz w:val="28"/>
+                <w:szCs w:val="28"/>
+              </w:rPr>
+              <w:t>)</w:t>
+            </w:r>
+            <w:r>
+              <w:rPr>
+                <w:b/>
+                <w:bCs/>
+                <w:sz w:val="28"/>
+                <w:szCs w:val="28"/>
+              </w:rPr>
+              <w:t xml:space="preserve"> </w:t>
             </w:r>
           </w:p>
           <w:p>
@@ -1687,7 +1675,7 @@
         <w:spacing w:before="40" w:line="278" w:lineRule="auto"/>
         <w:jc w:val="center"/>
         <w:rPr>
-          <w:rFonts w:ascii="Calibri" w:eastAsia="Calibri" w:hAnsi="Calibri" w:cs="Calibri"/>
+          <w:rFonts w:eastAsia="Calibri"/>
           <w:b/>
           <w:bCs/>
           <w:sz w:val="28"/>
@@ -1696,7 +1684,7 @@
       </w:pPr>
       <w:r>
         <w:rPr>
-          <w:rFonts w:ascii="Calibri" w:eastAsia="Calibri" w:hAnsi="Calibri" w:cs="Calibri"/>
+          <w:rFonts w:eastAsia="Calibri"/>
           <w:b/>
           <w:bCs/>
           <w:sz w:val="28"/>
@@ -1897,27 +1885,6 @@
     </w:p>
     <w:p>
       <w:pPr>
-        <w:ind w:left="360"/>
-        <w:jc w:val="center"/>
-        <w:rPr>
-          <w:sz w:val="28"/>
-          <w:szCs w:val="28"/>
-        </w:rPr>
-      </w:pPr>
-    </w:p>
-    <w:p>
-      <w:pPr>
-        <w:ind w:left="360"/>
-        <w:jc w:val="center"/>
-        <w:rPr>
-          <w:sz w:val="28"/>
-          <w:szCs w:val="28"/>
-        </w:rPr>
-      </w:pPr>
-    </w:p>
-    <w:p/>
-    <w:p>
-      <w:pPr>
         <w:jc w:val="center"/>
         <w:rPr>
           <w:b/>
@@ -2113,13 +2080,8 @@
         <w:t xml:space="preserve">Assistant Professor </w:t>
       </w:r>
       <w:r>
-        <w:t xml:space="preserve">(Sr. </w:t>
-      </w:r>
-      <w:proofErr w:type="gramStart"/>
-      <w:r>
-        <w:t>Grade )</w:t>
-      </w:r>
-      <w:proofErr w:type="gramEnd"/>
+        <w:t>(Sr. Grade )</w:t>
+      </w:r>
       <w:r>
         <w:t>,</w:t>
       </w:r>
@@ -2134,30 +2096,28 @@
           <w:b/>
           <w:bCs/>
         </w:rPr>
-        <w:t xml:space="preserve">Dr. K. Kamala </w:t>
-      </w:r>
-      <w:proofErr w:type="gramStart"/>
+        <w:t>Dr.</w:t>
+      </w:r>
       <w:r>
         <w:rPr>
           <w:b/>
           <w:bCs/>
         </w:rPr>
-        <w:t xml:space="preserve">Devi </w:t>
+        <w:t xml:space="preserve"> </w:t>
       </w:r>
       <w:r>
         <w:rPr>
           <w:b/>
           <w:bCs/>
         </w:rPr>
-        <w:t>,</w:t>
-      </w:r>
-      <w:proofErr w:type="gramEnd"/>
+        <w:t xml:space="preserve">K. Kamala Devi </w:t>
+      </w:r>
       <w:r>
         <w:rPr>
           <w:b/>
           <w:bCs/>
         </w:rPr>
-        <w:t xml:space="preserve"> M.E., Ph.D.,</w:t>
+        <w:t>,M.E., Ph.D.,</w:t>
       </w:r>
       <w:r>
         <w:t xml:space="preserve"> Assistant Professor</w:t>
@@ -2170,6 +2130,9 @@
       </w:r>
       <w:r>
         <w:t xml:space="preserve"> </w:t>
+      </w:r>
+      <w:r>
+        <w:br/>
       </w:r>
       <w:r>
         <w:rPr>
@@ -2251,7 +2214,6 @@
     </w:p>
     <w:p>
       <w:pPr>
-        <w:spacing w:line="360" w:lineRule="auto"/>
         <w:rPr>
           <w:b/>
           <w:bCs/>
@@ -2259,6 +2221,15 @@
           <w:szCs w:val="28"/>
         </w:rPr>
       </w:pPr>
+      <w:r>
+        <w:rPr>
+          <w:b/>
+          <w:bCs/>
+          <w:sz w:val="28"/>
+          <w:szCs w:val="28"/>
+        </w:rPr>
+        <w:br w:type="page"/>
+      </w:r>
     </w:p>
     <w:p>
       <w:pPr>
@@ -8643,7 +8614,7 @@
       </w:tr>
       <w:tr>
         <w:trPr>
-          <w:trHeight w:val="414"/>
+          <w:trHeight w:val="1460"/>
           <w:jc w:val="center"/>
         </w:trPr>
         <w:tc>
@@ -9313,80 +9284,59 @@
                 <w:szCs w:val="20"/>
               </w:rPr>
             </w:pPr>
-            <w:r>
-              <w:rPr>
-                <w:sz w:val="20"/>
-                <w:szCs w:val="20"/>
-              </w:rPr>
-              <w:t>3.20</w:t>
-            </w:r>
-          </w:p>
-        </w:tc>
-        <w:tc>
-          <w:tcPr>
-            <w:tcW w:w="3240" w:type="dxa"/>
-            <w:tcBorders>
-              <w:top w:val="nil"/>
-              <w:left w:val="nil"/>
-              <w:bottom w:val="nil"/>
-              <w:right w:val="nil"/>
-            </w:tcBorders>
-            <w:tcMar>
-              <w:top w:w="25" w:type="dxa"/>
-              <w:left w:w="30" w:type="dxa"/>
-              <w:bottom w:w="25" w:type="dxa"/>
-              <w:right w:w="30" w:type="dxa"/>
-            </w:tcMar>
-            <w:vAlign w:val="center"/>
-          </w:tcPr>
-          <w:p>
-            <w:pPr>
-              <w:rPr>
-                <w:sz w:val="20"/>
-                <w:szCs w:val="20"/>
-              </w:rPr>
-            </w:pPr>
-            <w:r>
-              <w:rPr>
-                <w:sz w:val="20"/>
-                <w:szCs w:val="20"/>
-              </w:rPr>
-              <w:t>Recruiter Analysis Dashboard Page</w:t>
-            </w:r>
-          </w:p>
-        </w:tc>
-        <w:tc>
-          <w:tcPr>
-            <w:tcW w:w="3240" w:type="dxa"/>
-            <w:tcBorders>
-              <w:top w:val="nil"/>
-              <w:left w:val="nil"/>
-              <w:bottom w:val="nil"/>
-              <w:right w:val="nil"/>
-            </w:tcBorders>
-            <w:tcMar>
-              <w:top w:w="25" w:type="dxa"/>
-              <w:left w:w="30" w:type="dxa"/>
-              <w:bottom w:w="25" w:type="dxa"/>
-              <w:right w:w="30" w:type="dxa"/>
-            </w:tcMar>
-            <w:vAlign w:val="center"/>
-          </w:tcPr>
-          <w:p>
-            <w:pPr>
-              <w:jc w:val="center"/>
-              <w:rPr>
-                <w:sz w:val="20"/>
-                <w:szCs w:val="20"/>
-              </w:rPr>
-            </w:pPr>
-            <w:r>
-              <w:rPr>
-                <w:sz w:val="20"/>
-                <w:szCs w:val="20"/>
-              </w:rPr>
-              <w:t>35</w:t>
-            </w:r>
+          </w:p>
+        </w:tc>
+        <w:tc>
+          <w:tcPr>
+            <w:tcW w:w="3240" w:type="dxa"/>
+            <w:tcBorders>
+              <w:top w:val="nil"/>
+              <w:left w:val="nil"/>
+              <w:bottom w:val="nil"/>
+              <w:right w:val="nil"/>
+            </w:tcBorders>
+            <w:tcMar>
+              <w:top w:w="25" w:type="dxa"/>
+              <w:left w:w="30" w:type="dxa"/>
+              <w:bottom w:w="25" w:type="dxa"/>
+              <w:right w:w="30" w:type="dxa"/>
+            </w:tcMar>
+            <w:vAlign w:val="center"/>
+          </w:tcPr>
+          <w:p>
+            <w:pPr>
+              <w:rPr>
+                <w:sz w:val="20"/>
+                <w:szCs w:val="20"/>
+              </w:rPr>
+            </w:pPr>
+          </w:p>
+        </w:tc>
+        <w:tc>
+          <w:tcPr>
+            <w:tcW w:w="3240" w:type="dxa"/>
+            <w:tcBorders>
+              <w:top w:val="nil"/>
+              <w:left w:val="nil"/>
+              <w:bottom w:val="nil"/>
+              <w:right w:val="nil"/>
+            </w:tcBorders>
+            <w:tcMar>
+              <w:top w:w="25" w:type="dxa"/>
+              <w:left w:w="30" w:type="dxa"/>
+              <w:bottom w:w="25" w:type="dxa"/>
+              <w:right w:w="30" w:type="dxa"/>
+            </w:tcMar>
+            <w:vAlign w:val="center"/>
+          </w:tcPr>
+          <w:p>
+            <w:pPr>
+              <w:jc w:val="center"/>
+              <w:rPr>
+                <w:sz w:val="20"/>
+                <w:szCs w:val="20"/>
+              </w:rPr>
+            </w:pPr>
           </w:p>
         </w:tc>
       </w:tr>
@@ -11359,6 +11309,7 @@
   <w:style w:type="character" w:default="1" w:styleId="DefaultParagraphFont">
     <w:name w:val="Default Paragraph Font"/>
     <w:uiPriority w:val="1"/>
+    <w:semiHidden/>
     <w:unhideWhenUsed/>
   </w:style>
   <w:style w:type="table" w:default="1" w:styleId="TableNormal">
